--- a/docs/NanoLoop_Agent_协同开发规格与接口总文档_v4.0.docx
+++ b/docs/NanoLoop_Agent_协同开发规格与接口总文档_v4.0.docx
@@ -6732,6 +6732,151 @@
     </w:p>
     <w:p>
       <w:pPr>
+        <w:pStyle w:val="BlockText"/>
+        <w:widowControl/>
+      </w:pPr>
+      <w:r>
+        <w:rPr>
+          <w:bCs/>
+          <w:rFonts w:ascii="Arial" w:hAnsi="Arial" w:eastAsia="Hiragino Sans GB" w:cs="Arial"/>
+          <w:b/>
+          <w:lang w:val="zh-CN" w:eastAsia="zh-CN"/>
+        </w:rPr>
+        <w:t xml:space="preserve">重要勘误：外部交付不等于不用交付。</w:t>
+      </w:r>
+      <w:r>
+        <w:rPr>
+          <w:rFonts w:ascii="Arial" w:hAnsi="Arial" w:eastAsia="Hiragino Sans GB" w:cs="Arial"/>
+          <w:lang w:val="zh-CN" w:eastAsia="zh-CN"/>
+        </w:rPr>
+        <w:t xml:space="preserve"> </w:t>
+      </w:r>
+      <w:r>
+        <w:rPr>
+          <w:rFonts w:ascii="Arial" w:hAnsi="Arial" w:eastAsia="Hiragino Sans GB" w:cs="Arial"/>
+          <w:lang w:val="zh-CN" w:eastAsia="zh-CN"/>
+        </w:rPr>
+        <w:t xml:space="preserve">本节只限制公开仓库的</w:t>
+      </w:r>
+      <w:r>
+        <w:rPr>
+          <w:rFonts w:ascii="Arial" w:hAnsi="Arial" w:eastAsia="Hiragino Sans GB" w:cs="Arial"/>
+          <w:lang w:val="zh-CN" w:eastAsia="zh-CN"/>
+        </w:rPr>
+        <w:t xml:space="preserve"> </w:t>
+      </w:r>
+      <w:r>
+        <w:rPr>
+          <w:rStyle w:val="VerbatimChar"/>
+        </w:rPr>
+        <w:t xml:space="preserve">commit</w:t>
+      </w:r>
+      <w:r>
+        <w:rPr>
+          <w:rFonts w:ascii="Arial" w:hAnsi="Arial" w:eastAsia="Hiragino Sans GB" w:cs="Arial"/>
+          <w:lang w:val="zh-CN" w:eastAsia="zh-CN"/>
+        </w:rPr>
+        <w:t xml:space="preserve"> </w:t>
+      </w:r>
+      <w:r>
+        <w:rPr>
+          <w:rFonts w:ascii="Arial" w:hAnsi="Arial" w:eastAsia="Hiragino Sans GB" w:cs="Arial"/>
+          <w:lang w:val="zh-CN" w:eastAsia="zh-CN"/>
+        </w:rPr>
+        <w:t xml:space="preserve">/</w:t>
+      </w:r>
+      <w:r>
+        <w:rPr>
+          <w:rFonts w:ascii="Arial" w:hAnsi="Arial" w:eastAsia="Hiragino Sans GB" w:cs="Arial"/>
+          <w:lang w:val="zh-CN" w:eastAsia="zh-CN"/>
+        </w:rPr>
+        <w:t xml:space="preserve"> </w:t>
+      </w:r>
+      <w:r>
+        <w:rPr>
+          <w:rStyle w:val="VerbatimChar"/>
+        </w:rPr>
+        <w:t xml:space="preserve">push</w:t>
+      </w:r>
+      <w:r>
+        <w:rPr>
+          <w:rFonts w:ascii="Arial" w:hAnsi="Arial" w:eastAsia="Hiragino Sans GB" w:cs="Arial"/>
+          <w:lang w:val="zh-CN" w:eastAsia="zh-CN"/>
+        </w:rPr>
+        <w:t xml:space="preserve"> </w:t>
+      </w:r>
+      <w:r>
+        <w:rPr>
+          <w:rFonts w:ascii="Arial" w:hAnsi="Arial" w:eastAsia="Hiragino Sans GB" w:cs="Arial"/>
+          <w:lang w:val="zh-CN" w:eastAsia="zh-CN"/>
+        </w:rPr>
+        <w:t xml:space="preserve">范围。</w:t>
+      </w:r>
+      <w:r>
+        <w:rPr>
+          <w:rFonts w:ascii="Arial" w:hAnsi="Arial" w:eastAsia="Hiragino Sans GB" w:cs="Arial"/>
+          <w:lang w:val="zh-CN" w:eastAsia="zh-CN"/>
+        </w:rPr>
+        <w:t xml:space="preserve"> </w:t>
+      </w:r>
+      <w:r>
+        <w:rPr>
+          <w:rFonts w:ascii="Arial" w:hAnsi="Arial" w:eastAsia="Hiragino Sans GB" w:cs="Arial"/>
+          <w:lang w:val="zh-CN" w:eastAsia="zh-CN"/>
+        </w:rPr>
+        <w:t xml:space="preserve">模型 checkpoint / 可部署权重仍是 A 模块的必交资产，必须通过私有服务器、受控网盘或线下介质</w:t>
+      </w:r>
+      <w:r>
+        <w:rPr>
+          <w:rFonts w:ascii="Arial" w:hAnsi="Arial" w:eastAsia="Hiragino Sans GB" w:cs="Arial"/>
+          <w:lang w:val="zh-CN" w:eastAsia="zh-CN"/>
+        </w:rPr>
+        <w:t xml:space="preserve"> </w:t>
+      </w:r>
+      <w:r>
+        <w:rPr>
+          <w:rFonts w:ascii="Arial" w:hAnsi="Arial" w:eastAsia="Hiragino Sans GB" w:cs="Arial"/>
+          <w:lang w:val="zh-CN" w:eastAsia="zh-CN"/>
+        </w:rPr>
+        <w:t xml:space="preserve">实际交给项目负责人；至少同时提供文件 SHA-256、config、model card、许可、数据 split / GT、</w:t>
+      </w:r>
+      <w:r>
+        <w:rPr>
+          <w:rFonts w:ascii="Arial" w:hAnsi="Arial" w:eastAsia="Hiragino Sans GB" w:cs="Arial"/>
+          <w:lang w:val="zh-CN" w:eastAsia="zh-CN"/>
+        </w:rPr>
+        <w:t xml:space="preserve"> </w:t>
+      </w:r>
+      <w:r>
+        <w:rPr>
+          <w:rFonts w:ascii="Arial" w:hAnsi="Arial" w:eastAsia="Hiragino Sans GB" w:cs="Arial"/>
+          <w:lang w:val="zh-CN" w:eastAsia="zh-CN"/>
+        </w:rPr>
+        <w:t xml:space="preserve">运行环境和真实 smoke 证据。项目负责人尚未收到并复核这些资产时，公开 registry 必须保持</w:t>
+      </w:r>
+      <w:r>
+        <w:rPr>
+          <w:rFonts w:ascii="Arial" w:hAnsi="Arial" w:eastAsia="Hiragino Sans GB" w:cs="Arial"/>
+          <w:lang w:val="zh-CN" w:eastAsia="zh-CN"/>
+        </w:rPr>
+        <w:t xml:space="preserve"> </w:t>
+      </w:r>
+      <w:r>
+        <w:rPr>
+          <w:rStyle w:val="VerbatimChar"/>
+        </w:rPr>
+        <w:t xml:space="preserve">unavailable</w:t>
+      </w:r>
+      <w:r>
+        <w:rPr>
+          <w:rFonts w:ascii="Arial" w:hAnsi="Arial" w:eastAsia="Hiragino Sans GB" w:cs="Arial"/>
+          <w:lang w:val="zh-CN" w:eastAsia="zh-CN"/>
+        </w:rPr>
+        <w:t xml:space="preserve">。</w:t>
+      </w:r>
+    </w:p>
+    <w:p>
+      <w:pPr>
         <w:widowControl/>
         <w:numPr>
           <w:ilvl w:val="0"/>
@@ -8377,6 +8522,33 @@
           <w:rFonts w:ascii="Arial" w:hAnsi="Arial" w:eastAsia="Hiragino Sans GB" w:cs="Arial"/>
           <w:lang w:val="zh-CN" w:eastAsia="zh-CN"/>
         </w:rPr>
+        <w:t xml:space="preserve">这里的 checkpoint 必须实际交给项目，不是只写一个路径或哈希。Git 只保存其身份摘要和验收记录，</w:t>
+      </w:r>
+      <w:r>
+        <w:rPr>
+          <w:rFonts w:ascii="Arial" w:hAnsi="Arial" w:eastAsia="Hiragino Sans GB" w:cs="Arial"/>
+          <w:lang w:val="zh-CN" w:eastAsia="zh-CN"/>
+        </w:rPr>
+        <w:t xml:space="preserve"> </w:t>
+      </w:r>
+      <w:r>
+        <w:rPr>
+          <w:rFonts w:ascii="Arial" w:hAnsi="Arial" w:eastAsia="Hiragino Sans GB" w:cs="Arial"/>
+          <w:lang w:val="zh-CN" w:eastAsia="zh-CN"/>
+        </w:rPr>
+        <w:t xml:space="preserve">二进制文件通过受控外部渠道交付。</w:t>
+      </w:r>
+    </w:p>
+    <w:p>
+      <w:pPr>
+        <w:pStyle w:val="BodyText"/>
+        <w:widowControl/>
+      </w:pPr>
+      <w:r>
+        <w:rPr>
+          <w:rFonts w:ascii="Arial" w:hAnsi="Arial" w:eastAsia="Hiragino Sans GB" w:cs="Arial"/>
+          <w:lang w:val="zh-CN" w:eastAsia="zh-CN"/>
+        </w:rPr>
         <w:t xml:space="preserve">输出采用以下外部包；包放私有服务器或受控存储，Git 只提交 schema、校验代码和不泄密的摘要。</w:t>
       </w:r>
     </w:p>
@@ -8868,7 +9040,69 @@
           <w:rFonts w:ascii="Arial" w:hAnsi="Arial" w:eastAsia="Hiragino Sans GB" w:cs="Arial"/>
           <w:lang w:val="zh-CN" w:eastAsia="zh-CN"/>
         </w:rPr>
-        <w:t xml:space="preserve">一个真实模型身份完整：权重/配置/卡/Adapter SHA、许可、版本和运行环境可核对。</w:t>
+        <w:t xml:space="preserve">项目负责人已实际取得可部署</w:t>
+      </w:r>
+      <w:r>
+        <w:rPr>
+          <w:rFonts w:ascii="Arial" w:hAnsi="Arial" w:eastAsia="Hiragino Sans GB" w:cs="Arial"/>
+          <w:lang w:val="zh-CN" w:eastAsia="zh-CN"/>
+        </w:rPr>
+        <w:t xml:space="preserve"> </w:t>
+      </w:r>
+      <w:r>
+        <w:rPr>
+          <w:rStyle w:val="VerbatimChar"/>
+        </w:rPr>
+        <w:t xml:space="preserve">.pt</w:t>
+      </w:r>
+      <w:r>
+        <w:rPr>
+          <w:rFonts w:ascii="Arial" w:hAnsi="Arial" w:eastAsia="Hiragino Sans GB" w:cs="Arial"/>
+          <w:lang w:val="zh-CN" w:eastAsia="zh-CN"/>
+        </w:rPr>
+        <w:t xml:space="preserve">、资产清单和配套材料并核对 SHA-256；只有模型卡中的哈希、</w:t>
+      </w:r>
+      <w:r>
+        <w:rPr>
+          <w:rFonts w:ascii="Arial" w:hAnsi="Arial" w:eastAsia="Hiragino Sans GB" w:cs="Arial"/>
+          <w:lang w:val="zh-CN" w:eastAsia="zh-CN"/>
+        </w:rPr>
+        <w:t xml:space="preserve"> </w:t>
+      </w:r>
+      <w:r>
+        <w:rPr>
+          <w:rFonts w:ascii="Arial" w:hAnsi="Arial" w:eastAsia="Hiragino Sans GB" w:cs="Arial"/>
+          <w:lang w:val="zh-CN" w:eastAsia="zh-CN"/>
+        </w:rPr>
+        <w:t xml:space="preserve">本机路径或</w:t>
+      </w:r>
+      <w:r>
+        <w:rPr>
+          <w:rFonts w:ascii="Arial" w:hAnsi="Arial" w:eastAsia="Hiragino Sans GB" w:cs="Arial"/>
+          <w:lang w:val="zh-CN" w:eastAsia="zh-CN"/>
+        </w:rPr>
+        <w:t xml:space="preserve">“</w:t>
+      </w:r>
+      <w:r>
+        <w:rPr>
+          <w:rFonts w:ascii="Arial" w:hAnsi="Arial" w:eastAsia="Hiragino Sans GB" w:cs="Arial"/>
+          <w:lang w:val="zh-CN" w:eastAsia="zh-CN"/>
+        </w:rPr>
+        <w:t xml:space="preserve">本机可运行</w:t>
+      </w:r>
+      <w:r>
+        <w:rPr>
+          <w:rFonts w:ascii="Arial" w:hAnsi="Arial" w:eastAsia="Hiragino Sans GB" w:cs="Arial"/>
+          <w:lang w:val="zh-CN" w:eastAsia="zh-CN"/>
+        </w:rPr>
+        <w:t xml:space="preserve">”</w:t>
+      </w:r>
+      <w:r>
+        <w:rPr>
+          <w:rFonts w:ascii="Arial" w:hAnsi="Arial" w:eastAsia="Hiragino Sans GB" w:cs="Arial"/>
+          <w:lang w:val="zh-CN" w:eastAsia="zh-CN"/>
+        </w:rPr>
+        <w:t xml:space="preserve">说明不算交付。</w:t>
       </w:r>
     </w:p>
     <w:p>
@@ -8885,7 +9119,7 @@
           <w:rFonts w:ascii="Arial" w:hAnsi="Arial" w:eastAsia="Hiragino Sans GB" w:cs="Arial"/>
           <w:lang w:val="zh-CN" w:eastAsia="zh-CN"/>
         </w:rPr>
-        <w:t xml:space="preserve">独立测试集由人工 GT 支撑，指标不是聊天截图或训练集结果。</w:t>
+        <w:t xml:space="preserve">一个真实模型身份完整：权重/配置/卡/Adapter SHA、许可、版本和运行环境可核对。</w:t>
       </w:r>
     </w:p>
     <w:p>
@@ -8902,27 +9136,7 @@
           <w:rFonts w:ascii="Arial" w:hAnsi="Arial" w:eastAsia="Hiragino Sans GB" w:cs="Arial"/>
           <w:lang w:val="zh-CN" w:eastAsia="zh-CN"/>
         </w:rPr>
-        <w:t xml:space="preserve">目标设备真实推理成功，最终验收没有</w:t>
-      </w:r>
-      <w:r>
-        <w:rPr>
-          <w:rFonts w:ascii="Arial" w:hAnsi="Arial" w:eastAsia="Hiragino Sans GB" w:cs="Arial"/>
-          <w:lang w:val="zh-CN" w:eastAsia="zh-CN"/>
-        </w:rPr>
-        <w:t xml:space="preserve"> </w:t>
-      </w:r>
-      <w:r>
-        <w:rPr>
-          <w:rStyle w:val="VerbatimChar"/>
-        </w:rPr>
-        <w:t xml:space="preserve">--allow-degraded</w:t>
-      </w:r>
-      <w:r>
-        <w:rPr>
-          <w:rFonts w:ascii="Arial" w:hAnsi="Arial" w:eastAsia="Hiragino Sans GB" w:cs="Arial"/>
-          <w:lang w:val="zh-CN" w:eastAsia="zh-CN"/>
-        </w:rPr>
-        <w:t xml:space="preserve">。</w:t>
+        <w:t xml:space="preserve">独立测试集由人工 GT 支撑，指标不是聊天截图或训练集结果。</w:t>
       </w:r>
     </w:p>
     <w:p>
@@ -8939,7 +9153,7 @@
           <w:rFonts w:ascii="Arial" w:hAnsi="Arial" w:eastAsia="Hiragino Sans GB" w:cs="Arial"/>
           <w:lang w:val="zh-CN" w:eastAsia="zh-CN"/>
         </w:rPr>
-        <w:t xml:space="preserve">canonical</w:t>
+        <w:t xml:space="preserve">目标设备真实推理成功，最终验收没有</w:t>
       </w:r>
       <w:r>
         <w:rPr>
@@ -8952,27 +9166,14 @@
         <w:rPr>
           <w:rStyle w:val="VerbatimChar"/>
         </w:rPr>
-        <w:t xml:space="preserve">pred_mask.png</w:t>
-      </w:r>
-      <w:r>
-        <w:rPr>
-          <w:rFonts w:ascii="Arial" w:hAnsi="Arial" w:eastAsia="Hiragino Sans GB" w:cs="Arial"/>
-          <w:lang w:val="zh-CN" w:eastAsia="zh-CN"/>
-        </w:rPr>
-        <w:t xml:space="preserve">、</w:t>
-      </w:r>
-      <w:r>
-        <w:rPr>
-          <w:rStyle w:val="VerbatimChar"/>
-        </w:rPr>
-        <w:t xml:space="preserve">instances.json</w:t>
-      </w:r>
-      <w:r>
-        <w:rPr>
-          <w:rFonts w:ascii="Arial" w:hAnsi="Arial" w:eastAsia="Hiragino Sans GB" w:cs="Arial"/>
-          <w:lang w:val="zh-CN" w:eastAsia="zh-CN"/>
-        </w:rPr>
-        <w:t xml:space="preserve">、颗粒表、统计、overlay 和报告彼此一致。</w:t>
+        <w:t xml:space="preserve">--allow-degraded</w:t>
+      </w:r>
+      <w:r>
+        <w:rPr>
+          <w:rFonts w:ascii="Arial" w:hAnsi="Arial" w:eastAsia="Hiragino Sans GB" w:cs="Arial"/>
+          <w:lang w:val="zh-CN" w:eastAsia="zh-CN"/>
+        </w:rPr>
+        <w:t xml:space="preserve">。</w:t>
       </w:r>
     </w:p>
     <w:p>
@@ -8989,7 +9190,40 @@
           <w:rFonts w:ascii="Arial" w:hAnsi="Arial" w:eastAsia="Hiragino Sans GB" w:cs="Arial"/>
           <w:lang w:val="zh-CN" w:eastAsia="zh-CN"/>
         </w:rPr>
-        <w:t xml:space="preserve">团聚区域无法可靠拆分时明确限制，不把整体团聚块包装成精确单颗粒结果。</w:t>
+        <w:t xml:space="preserve">canonical</w:t>
+      </w:r>
+      <w:r>
+        <w:rPr>
+          <w:rFonts w:ascii="Arial" w:hAnsi="Arial" w:eastAsia="Hiragino Sans GB" w:cs="Arial"/>
+          <w:lang w:val="zh-CN" w:eastAsia="zh-CN"/>
+        </w:rPr>
+        <w:t xml:space="preserve"> </w:t>
+      </w:r>
+      <w:r>
+        <w:rPr>
+          <w:rStyle w:val="VerbatimChar"/>
+        </w:rPr>
+        <w:t xml:space="preserve">pred_mask.png</w:t>
+      </w:r>
+      <w:r>
+        <w:rPr>
+          <w:rFonts w:ascii="Arial" w:hAnsi="Arial" w:eastAsia="Hiragino Sans GB" w:cs="Arial"/>
+          <w:lang w:val="zh-CN" w:eastAsia="zh-CN"/>
+        </w:rPr>
+        <w:t xml:space="preserve">、</w:t>
+      </w:r>
+      <w:r>
+        <w:rPr>
+          <w:rStyle w:val="VerbatimChar"/>
+        </w:rPr>
+        <w:t xml:space="preserve">instances.json</w:t>
+      </w:r>
+      <w:r>
+        <w:rPr>
+          <w:rFonts w:ascii="Arial" w:hAnsi="Arial" w:eastAsia="Hiragino Sans GB" w:cs="Arial"/>
+          <w:lang w:val="zh-CN" w:eastAsia="zh-CN"/>
+        </w:rPr>
+        <w:t xml:space="preserve">、颗粒表、统计、overlay 和报告彼此一致。</w:t>
       </w:r>
     </w:p>
     <w:p>
@@ -9006,6 +9240,23 @@
           <w:rFonts w:ascii="Arial" w:hAnsi="Arial" w:eastAsia="Hiragino Sans GB" w:cs="Arial"/>
           <w:lang w:val="zh-CN" w:eastAsia="zh-CN"/>
         </w:rPr>
+        <w:t xml:space="preserve">团聚区域无法可靠拆分时明确限制，不把整体团聚块包装成精确单颗粒结果。</w:t>
+      </w:r>
+    </w:p>
+    <w:p>
+      <w:pPr>
+        <w:widowControl/>
+        <w:numPr>
+          <w:ilvl w:val="0"/>
+          <w:numId w:val="1007"/>
+        </w:numPr>
+        <w:pStyle w:val="Compact"/>
+      </w:pPr>
+      <w:r>
+        <w:rPr>
+          <w:rFonts w:ascii="Arial" w:hAnsi="Arial" w:eastAsia="Hiragino Sans GB" w:cs="Arial"/>
+          <w:lang w:val="zh-CN" w:eastAsia="zh-CN"/>
+        </w:rPr>
         <w:t xml:space="preserve">交付真实资产包、运行记录、失败案例；必要代码通过 inference/analysis 窄测试和公共门禁。</w:t>
       </w:r>
     </w:p>
@@ -9266,7 +9517,7 @@
           <w:sz w:val="16"/>
           <w:lang w:val="zh-CN" w:eastAsia="zh-CN"/>
         </w:rPr>
-        <w:t xml:space="preserve">3. 权重、原图、GT、索引、秘密不进入公开 Git；公开 registry 不伪装 ready。</w:t>
+        <w:t xml:space="preserve">3. 权重、原图、GT、索引、秘密不进入公开 Git，但必须按资产包要求通过受控渠道实际交付；公开 registry 不伪装 ready。</w:t>
       </w:r>
       <w:r>
         <w:rPr>
@@ -13826,7 +14077,7 @@
           <w:sz w:val="16"/>
           <w:lang w:val="zh-CN" w:eastAsia="zh-CN"/>
         </w:rPr>
-        <w:t xml:space="preserve">本批目标：在不提交权重/语料/索引/秘密的前提下，以只读外部挂载接收 A+B 与 D 的验收包，</w:t>
+        <w:t xml:space="preserve">本批目标：在不把权重/语料/索引/秘密提交到公开 Git、而通过只读外部挂载实际交付它们的前提下，接收 A+B 与 D 的验收包，</w:t>
       </w:r>
       <w:r>
         <w:rPr>

--- a/docs/NanoLoop_Agent_协同开发规格与接口总文档_v4.0.docx
+++ b/docs/NanoLoop_Agent_协同开发规格与接口总文档_v4.0.docx
@@ -377,7 +377,15 @@
                 <w:sz w:val="17"/>
                 <w:lang w:val="zh-CN" w:eastAsia="zh-CN"/>
               </w:rPr>
-              <w:t xml:space="preserve">yukun</w:t>
+              <w:t xml:space="preserve">main</w:t>
+            </w:r>
+            <w:r>
+              <w:rPr>
+                <w:rFonts w:ascii="Arial" w:hAnsi="Arial" w:eastAsia="Hiragino Sans GB" w:cs="Arial"/>
+                <w:sz w:val="17"/>
+                <w:lang w:val="zh-CN" w:eastAsia="zh-CN"/>
+              </w:rPr>
+              <w:t xml:space="preserve">（唯一长期分支）</w:t>
             </w:r>
           </w:p>
         </w:tc>
@@ -410,7 +418,7 @@
                 <w:sz w:val="17"/>
                 <w:lang w:val="zh-CN" w:eastAsia="zh-CN"/>
               </w:rPr>
-              <w:t xml:space="preserve">基线提交</w:t>
+              <w:t xml:space="preserve">五人集成快照</w:t>
             </w:r>
           </w:p>
         </w:tc>
@@ -439,7 +447,7 @@
                 <w:sz w:val="17"/>
                 <w:lang w:val="zh-CN" w:eastAsia="zh-CN"/>
               </w:rPr>
-              <w:t xml:space="preserve">16456a30d63e42eda0e1d4b09ac0e7c223b3fd82</w:t>
+              <w:t xml:space="preserve">bfb48d4d3234966a8401e813d74af30e4b828c35</w:t>
             </w:r>
           </w:p>
         </w:tc>
@@ -501,7 +509,85 @@
                 <w:sz w:val="17"/>
                 <w:lang w:val="zh-CN" w:eastAsia="zh-CN"/>
               </w:rPr>
-              <w:t xml:space="preserve">2026-07-22</w:t>
+              <w:t xml:space="preserve">2026-07-23</w:t>
+            </w:r>
+          </w:p>
+        </w:tc>
+      </w:tr>
+      <w:tr>
+        <w:trPr>
+          <w:cantSplit w:val="true"/>
+        </w:trPr>
+        <w:tc>
+          <w:tcPr>
+            <w:tcW w:w="2000" w:type="dxa"/>
+            <w:vAlign w:val="center"/>
+            <w:tcMar>
+              <w:top w:w="80" w:type="dxa"/>
+              <w:start w:w="120" w:type="dxa"/>
+              <w:bottom w:w="80" w:type="dxa"/>
+              <w:end w:w="120" w:type="dxa"/>
+            </w:tcMar>
+          </w:tcPr>
+          <w:p>
+            <w:pPr>
+              <w:pStyle w:val="NanoLoopTable"/>
+              <w:keepNext w:val="0"/>
+              <w:keepLines w:val="0"/>
+              <w:jc w:val="left"/>
+            </w:pPr>
+            <w:r>
+              <w:rPr>
+                <w:rFonts w:ascii="Arial" w:hAnsi="Arial" w:eastAsia="Hiragino Sans GB" w:cs="Arial"/>
+                <w:sz w:val="17"/>
+                <w:lang w:val="zh-CN" w:eastAsia="zh-CN"/>
+              </w:rPr>
+              <w:t xml:space="preserve">后续基线</w:t>
+            </w:r>
+          </w:p>
+        </w:tc>
+        <w:tc>
+          <w:tcPr>
+            <w:tcW w:w="7360" w:type="dxa"/>
+            <w:vAlign w:val="center"/>
+            <w:tcMar>
+              <w:top w:w="80" w:type="dxa"/>
+              <w:start w:w="120" w:type="dxa"/>
+              <w:bottom w:w="80" w:type="dxa"/>
+              <w:end w:w="120" w:type="dxa"/>
+            </w:tcMar>
+          </w:tcPr>
+          <w:p>
+            <w:pPr>
+              <w:pStyle w:val="NanoLoopTable"/>
+              <w:keepNext w:val="0"/>
+              <w:keepLines w:val="0"/>
+              <w:jc w:val="left"/>
+            </w:pPr>
+            <w:r>
+              <w:rPr>
+                <w:rFonts w:ascii="Arial" w:hAnsi="Arial" w:eastAsia="Hiragino Sans GB" w:cs="Arial"/>
+                <w:sz w:val="17"/>
+                <w:lang w:val="zh-CN" w:eastAsia="zh-CN"/>
+              </w:rPr>
+              <w:t xml:space="preserve">最新全绿</w:t>
+            </w:r>
+            <w:r>
+              <w:rPr>
+                <w:rFonts w:ascii="Arial" w:hAnsi="Arial" w:eastAsia="Hiragino Sans GB" w:cs="Arial"/>
+                <w:sz w:val="17"/>
+                <w:lang w:val="zh-CN" w:eastAsia="zh-CN"/>
+              </w:rPr>
+              <w:t xml:space="preserve"> </w:t>
+            </w:r>
+            <w:r>
+              <w:rPr>
+                <w:rStyle w:val="VerbatimChar"/>
+                <w:rFonts w:ascii="Arial" w:hAnsi="Arial" w:eastAsia="Hiragino Sans GB" w:cs="Arial"/>
+                <w:sz w:val="17"/>
+                <w:lang w:val="zh-CN" w:eastAsia="zh-CN"/>
+              </w:rPr>
+              <w:t xml:space="preserve">origin/main</w:t>
             </w:r>
           </w:p>
         </w:tc>
@@ -1106,7 +1192,7 @@
           <w:rFonts w:ascii="Arial" w:hAnsi="Arial" w:eastAsia="Hiragino Sans GB" w:cs="Arial"/>
           <w:lang w:val="zh-CN" w:eastAsia="zh-CN"/>
         </w:rPr>
-        <w:t xml:space="preserve">完成后提交功能分支和 PR，由郑煜坤统一集成；开发者不得自行合并</w:t>
+        <w:t xml:space="preserve">完成后提交功能分支和面向</w:t>
       </w:r>
       <w:r>
         <w:rPr>
@@ -1119,7 +1205,7 @@
         <w:rPr>
           <w:rStyle w:val="VerbatimChar"/>
         </w:rPr>
-        <w:t xml:space="preserve">yukun</w:t>
+        <w:t xml:space="preserve">main</w:t>
       </w:r>
       <w:r>
         <w:rPr>
@@ -1133,7 +1219,7 @@
           <w:rFonts w:ascii="Arial" w:hAnsi="Arial" w:eastAsia="Hiragino Sans GB" w:cs="Arial"/>
           <w:lang w:val="zh-CN" w:eastAsia="zh-CN"/>
         </w:rPr>
-        <w:t xml:space="preserve">或</w:t>
+        <w:t xml:space="preserve">的 PR，由郑煜坤统一评审合并；开发者不得直接向</w:t>
       </w:r>
       <w:r>
         <w:rPr>
@@ -1153,7 +1239,14 @@
           <w:rFonts w:ascii="Arial" w:hAnsi="Arial" w:eastAsia="Hiragino Sans GB" w:cs="Arial"/>
           <w:lang w:val="zh-CN" w:eastAsia="zh-CN"/>
         </w:rPr>
-        <w:t xml:space="preserve">。</w:t>
+        <w:t xml:space="preserve"> </w:t>
+      </w:r>
+      <w:r>
+        <w:rPr>
+          <w:rFonts w:ascii="Arial" w:hAnsi="Arial" w:eastAsia="Hiragino Sans GB" w:cs="Arial"/>
+          <w:lang w:val="zh-CN" w:eastAsia="zh-CN"/>
+        </w:rPr>
+        <w:t xml:space="preserve">推送。</w:t>
       </w:r>
     </w:p>
     <w:bookmarkEnd w:id="23"/>
@@ -6105,10 +6198,9 @@
       </w:pPr>
       <w:r>
         <w:rPr>
-          <w:rFonts w:ascii="Arial" w:hAnsi="Arial" w:eastAsia="Hiragino Sans GB" w:cs="Arial"/>
-          <w:lang w:val="zh-CN" w:eastAsia="zh-CN"/>
-        </w:rPr>
-        <w:t xml:space="preserve">所有功能分支从最新全绿</w:t>
+          <w:rStyle w:val="VerbatimChar"/>
+        </w:rPr>
+        <w:t xml:space="preserve">main</w:t>
       </w:r>
       <w:r>
         <w:rPr>
@@ -6119,6 +6211,74 @@
       </w:r>
       <w:r>
         <w:rPr>
+          <w:rFonts w:ascii="Arial" w:hAnsi="Arial" w:eastAsia="Hiragino Sans GB" w:cs="Arial"/>
+          <w:lang w:val="zh-CN" w:eastAsia="zh-CN"/>
+        </w:rPr>
+        <w:t xml:space="preserve">是唯一长期分支。所有功能分支从最新全绿</w:t>
+      </w:r>
+      <w:r>
+        <w:rPr>
+          <w:rFonts w:ascii="Arial" w:hAnsi="Arial" w:eastAsia="Hiragino Sans GB" w:cs="Arial"/>
+          <w:lang w:val="zh-CN" w:eastAsia="zh-CN"/>
+        </w:rPr>
+        <w:t xml:space="preserve"> </w:t>
+      </w:r>
+      <w:r>
+        <w:rPr>
+          <w:rStyle w:val="VerbatimChar"/>
+        </w:rPr>
+        <w:t xml:space="preserve">origin/main</w:t>
+      </w:r>
+      <w:r>
+        <w:rPr>
+          <w:rFonts w:ascii="Arial" w:hAnsi="Arial" w:eastAsia="Hiragino Sans GB" w:cs="Arial"/>
+          <w:lang w:val="zh-CN" w:eastAsia="zh-CN"/>
+        </w:rPr>
+        <w:t xml:space="preserve"> </w:t>
+      </w:r>
+      <w:r>
+        <w:rPr>
+          <w:rFonts w:ascii="Arial" w:hAnsi="Arial" w:eastAsia="Hiragino Sans GB" w:cs="Arial"/>
+          <w:lang w:val="zh-CN" w:eastAsia="zh-CN"/>
+        </w:rPr>
+        <w:t xml:space="preserve">创建，PR 也以</w:t>
+      </w:r>
+      <w:r>
+        <w:rPr>
+          <w:rFonts w:ascii="Arial" w:hAnsi="Arial" w:eastAsia="Hiragino Sans GB" w:cs="Arial"/>
+          <w:lang w:val="zh-CN" w:eastAsia="zh-CN"/>
+        </w:rPr>
+        <w:t xml:space="preserve"> </w:t>
+      </w:r>
+      <w:r>
+        <w:rPr>
+          <w:rStyle w:val="VerbatimChar"/>
+        </w:rPr>
+        <w:t xml:space="preserve">main</w:t>
+      </w:r>
+      <w:r>
+        <w:rPr>
+          <w:rFonts w:ascii="Arial" w:hAnsi="Arial" w:eastAsia="Hiragino Sans GB" w:cs="Arial"/>
+          <w:lang w:val="zh-CN" w:eastAsia="zh-CN"/>
+        </w:rPr>
+        <w:t xml:space="preserve"> </w:t>
+      </w:r>
+      <w:r>
+        <w:rPr>
+          <w:rFonts w:ascii="Arial" w:hAnsi="Arial" w:eastAsia="Hiragino Sans GB" w:cs="Arial"/>
+          <w:lang w:val="zh-CN" w:eastAsia="zh-CN"/>
+        </w:rPr>
+        <w:t xml:space="preserve">为 base；不得继续从已删除的</w:t>
+      </w:r>
+      <w:r>
+        <w:rPr>
+          <w:rFonts w:ascii="Arial" w:hAnsi="Arial" w:eastAsia="Hiragino Sans GB" w:cs="Arial"/>
+          <w:lang w:val="zh-CN" w:eastAsia="zh-CN"/>
+        </w:rPr>
+        <w:t xml:space="preserve"> </w:t>
+      </w:r>
+      <w:r>
+        <w:rPr>
           <w:rStyle w:val="VerbatimChar"/>
         </w:rPr>
         <w:t xml:space="preserve">yukun</w:t>
@@ -6135,54 +6295,7 @@
           <w:rFonts w:ascii="Arial" w:hAnsi="Arial" w:eastAsia="Hiragino Sans GB" w:cs="Arial"/>
           <w:lang w:val="zh-CN" w:eastAsia="zh-CN"/>
         </w:rPr>
-        <w:t xml:space="preserve">创建，PR 也以</w:t>
-      </w:r>
-      <w:r>
-        <w:rPr>
-          <w:rFonts w:ascii="Arial" w:hAnsi="Arial" w:eastAsia="Hiragino Sans GB" w:cs="Arial"/>
-          <w:lang w:val="zh-CN" w:eastAsia="zh-CN"/>
-        </w:rPr>
-        <w:t xml:space="preserve"> </w:t>
-      </w:r>
-      <w:r>
-        <w:rPr>
-          <w:rStyle w:val="VerbatimChar"/>
-        </w:rPr>
-        <w:t xml:space="preserve">yukun</w:t>
-      </w:r>
-      <w:r>
-        <w:rPr>
-          <w:rFonts w:ascii="Arial" w:hAnsi="Arial" w:eastAsia="Hiragino Sans GB" w:cs="Arial"/>
-          <w:lang w:val="zh-CN" w:eastAsia="zh-CN"/>
-        </w:rPr>
-        <w:t xml:space="preserve"> </w:t>
-      </w:r>
-      <w:r>
-        <w:rPr>
-          <w:rFonts w:ascii="Arial" w:hAnsi="Arial" w:eastAsia="Hiragino Sans GB" w:cs="Arial"/>
-          <w:lang w:val="zh-CN" w:eastAsia="zh-CN"/>
-        </w:rPr>
-        <w:t xml:space="preserve">为 base；只有郑煜坤在阶段发布时把选定批次合入</w:t>
-      </w:r>
-      <w:r>
-        <w:rPr>
-          <w:rFonts w:ascii="Arial" w:hAnsi="Arial" w:eastAsia="Hiragino Sans GB" w:cs="Arial"/>
-          <w:lang w:val="zh-CN" w:eastAsia="zh-CN"/>
-        </w:rPr>
-        <w:t xml:space="preserve"> </w:t>
-      </w:r>
-      <w:r>
-        <w:rPr>
-          <w:rStyle w:val="VerbatimChar"/>
-        </w:rPr>
-        <w:t xml:space="preserve">main</w:t>
-      </w:r>
-      <w:r>
-        <w:rPr>
-          <w:rFonts w:ascii="Arial" w:hAnsi="Arial" w:eastAsia="Hiragino Sans GB" w:cs="Arial"/>
-          <w:lang w:val="zh-CN" w:eastAsia="zh-CN"/>
-        </w:rPr>
-        <w:t xml:space="preserve">。</w:t>
+        <w:t xml:space="preserve">或已经合并的旧功能分支叠加开发。</w:t>
       </w:r>
     </w:p>
     <w:p>
@@ -6241,7 +6354,7 @@
           <w:sz w:val="16"/>
           <w:lang w:val="zh-CN" w:eastAsia="zh-CN"/>
         </w:rPr>
-        <w:t xml:space="preserve"> switch yukun</w:t>
+        <w:t xml:space="preserve"> switch main</w:t>
       </w:r>
       <w:r>
         <w:rPr>
@@ -6285,7 +6398,7 @@
           <w:sz w:val="16"/>
           <w:lang w:val="zh-CN" w:eastAsia="zh-CN"/>
         </w:rPr>
-        <w:t xml:space="preserve"> origin yukun</w:t>
+        <w:t xml:space="preserve"> origin main</w:t>
       </w:r>
       <w:r>
         <w:rPr>
@@ -9289,7 +9402,7 @@
           <w:sz w:val="16"/>
           <w:lang w:val="zh-CN" w:eastAsia="zh-CN"/>
         </w:rPr>
-        <w:t xml:space="preserve">你正在开发 Yukun-Zheng/NanoLoop-Agent。基线为 origin/yukun@16456a3。</w:t>
+        <w:t xml:space="preserve">你正在开发 Yukun-Zheng/NanoLoop-Agent。唯一长期基线为最新全绿 origin/main；开始前先记录 git rev-parse HEAD。</w:t>
       </w:r>
       <w:r>
         <w:rPr>
@@ -11305,7 +11418,7 @@
           <w:sz w:val="16"/>
           <w:lang w:val="zh-CN" w:eastAsia="zh-CN"/>
         </w:rPr>
-        <w:t xml:space="preserve">你正在开发 Yukun-Zheng/NanoLoop-Agent。基线为 origin/yukun@16456a3。</w:t>
+        <w:t xml:space="preserve">你正在开发 Yukun-Zheng/NanoLoop-Agent。唯一长期基线为最新全绿 origin/main；开始前先记录 git rev-parse HEAD。</w:t>
       </w:r>
       <w:r>
         <w:rPr>
@@ -12375,7 +12488,7 @@
           <w:sz w:val="16"/>
           <w:lang w:val="zh-CN" w:eastAsia="zh-CN"/>
         </w:rPr>
-        <w:t xml:space="preserve">你正在开发 Yukun-Zheng/NanoLoop-Agent。基线为 origin/yukun@16456a3。</w:t>
+        <w:t xml:space="preserve">你正在开发 Yukun-Zheng/NanoLoop-Agent。唯一长期基线为最新全绿 origin/main；开始前先记录 git rev-parse HEAD。</w:t>
       </w:r>
       <w:r>
         <w:rPr>
@@ -13976,7 +14089,7 @@
           <w:sz w:val="16"/>
           <w:lang w:val="zh-CN" w:eastAsia="zh-CN"/>
         </w:rPr>
-        <w:t xml:space="preserve">你正在开发 Yukun-Zheng/NanoLoop-Agent。基线为 origin/yukun@16456a3。</w:t>
+        <w:t xml:space="preserve">你正在开发 Yukun-Zheng/NanoLoop-Agent。唯一长期基线为最新全绿 origin/main；开始前先记录 git rev-parse HEAD。</w:t>
       </w:r>
       <w:r>
         <w:rPr>
@@ -14853,7 +14966,7 @@
           <w:sz w:val="16"/>
           <w:lang w:val="zh-CN" w:eastAsia="zh-CN"/>
         </w:rPr>
-        <w:t xml:space="preserve">你正在协助 NanoLoop-Agent。基线为 origin/yukun@16456a3。</w:t>
+        <w:t xml:space="preserve">你正在协助 NanoLoop-Agent。唯一长期基线为最新全绿 origin/main；开始前先记录 git rev-parse HEAD。</w:t>
       </w:r>
       <w:r>
         <w:rPr>
@@ -15183,7 +15296,7 @@
           <w:rFonts w:ascii="Arial" w:hAnsi="Arial" w:eastAsia="Hiragino Sans GB" w:cs="Arial"/>
           <w:lang w:val="zh-CN" w:eastAsia="zh-CN"/>
         </w:rPr>
-        <w:t xml:space="preserve">控制 PR 顺序，只把达到门禁的批次合入</w:t>
+        <w:t xml:space="preserve">控制 PR 顺序，只把达到门禁的功能分支通过 PR 合入</w:t>
       </w:r>
       <w:r>
         <w:rPr>
@@ -15196,26 +15309,6 @@
         <w:rPr>
           <w:rStyle w:val="VerbatimChar"/>
         </w:rPr>
-        <w:t xml:space="preserve">yukun</w:t>
-      </w:r>
-      <w:r>
-        <w:rPr>
-          <w:rFonts w:ascii="Arial" w:hAnsi="Arial" w:eastAsia="Hiragino Sans GB" w:cs="Arial"/>
-          <w:lang w:val="zh-CN" w:eastAsia="zh-CN"/>
-        </w:rPr>
-        <w:t xml:space="preserve">；阶段发布后再合入</w:t>
-      </w:r>
-      <w:r>
-        <w:rPr>
-          <w:rFonts w:ascii="Arial" w:hAnsi="Arial" w:eastAsia="Hiragino Sans GB" w:cs="Arial"/>
-          <w:lang w:val="zh-CN" w:eastAsia="zh-CN"/>
-        </w:rPr>
-        <w:t xml:space="preserve"> </w:t>
-      </w:r>
-      <w:r>
-        <w:rPr>
-          <w:rStyle w:val="VerbatimChar"/>
-        </w:rPr>
         <w:t xml:space="preserve">main</w:t>
       </w:r>
       <w:r>
@@ -15223,7 +15316,7 @@
           <w:rFonts w:ascii="Arial" w:hAnsi="Arial" w:eastAsia="Hiragino Sans GB" w:cs="Arial"/>
           <w:lang w:val="zh-CN" w:eastAsia="zh-CN"/>
         </w:rPr>
-        <w:t xml:space="preserve">。</w:t>
+        <w:t xml:space="preserve">；禁止绕过评审直接推送。</w:t>
       </w:r>
     </w:p>
     <w:p>
@@ -15332,7 +15425,7 @@
         <w:rPr>
           <w:rStyle w:val="VerbatimChar"/>
         </w:rPr>
-        <w:t xml:space="preserve">yukun</w:t>
+        <w:t xml:space="preserve">main</w:t>
       </w:r>
       <w:r>
         <w:rPr>
@@ -15446,7 +15539,7 @@
           <w:sz w:val="16"/>
           <w:lang w:val="zh-CN" w:eastAsia="zh-CN"/>
         </w:rPr>
-        <w:t xml:space="preserve">你正在协助我管理 Yukun-Zheng/NanoLoop-Agent，基线为 origin/yukun@16456a3。</w:t>
+        <w:t xml:space="preserve">你正在协助我管理 Yukun-Zheng/NanoLoop-Agent，唯一长期基线为最新全绿 origin/main。</w:t>
       </w:r>
       <w:r>
         <w:rPr>
@@ -16175,7 +16268,7 @@
                 <w:sz w:val="17"/>
                 <w:lang w:val="zh-CN" w:eastAsia="zh-CN"/>
               </w:rPr>
-              <w:t xml:space="preserve">yukun</w:t>
+              <w:t xml:space="preserve">main</w:t>
             </w:r>
             <w:r>
               <w:rPr>
@@ -17078,7 +17171,7 @@
                 <w:sz w:val="17"/>
                 <w:lang w:val="zh-CN" w:eastAsia="zh-CN"/>
               </w:rPr>
-              <w:t xml:space="preserve">C/郑煜坤</w:t>
+              <w:t xml:space="preserve">黄睿健（C）+ 郑煜坤（发布负责人）</w:t>
             </w:r>
           </w:p>
         </w:tc>
@@ -20728,7 +20821,7 @@
           <w:sz w:val="16"/>
           <w:lang w:val="zh-CN" w:eastAsia="zh-CN"/>
         </w:rPr>
-        <w:t xml:space="preserve">PR base：yukun</w:t>
+        <w:t xml:space="preserve">PR base：main</w:t>
       </w:r>
       <w:r>
         <w:rPr>
@@ -21110,7 +21203,7 @@
         <w:rPr>
           <w:rStyle w:val="VerbatimChar"/>
         </w:rPr>
-        <w:t xml:space="preserve">yukun</w:t>
+        <w:t xml:space="preserve">main</w:t>
       </w:r>
       <w:r>
         <w:rPr>
@@ -21885,7 +21978,7 @@
         <w:lang w:val="zh-CN" w:eastAsia="zh-CN"/>
       </w:rPr>
       <w:tab/>
-      <w:t>v4.0 · 2026-07-22</w:t>
+      <w:t>v4.0 · 2026-07-23</w:t>
     </w:r>
   </w:p>
 </w:hdr>
